--- a/inst/templates/engagement-template.docx
+++ b/inst/templates/engagement-template.docx
@@ -1247,7 +1247,1038 @@
       </w:r>
     </w:p>
     <w:bookmarkEnd w:id="33"/>
-    <w:bookmarkStart w:id="34" w:name="Xff9595d33c64afd7f91e325bc4ba1dd2d310412"/>
+    <w:bookmarkStart w:id="34" w:name="X5cd55212de970138bf8532950737a1ce3aedf2b"/>
+    <w:p>
+      <w:pPr>
+        <w:pStyle w:val="Heading2"/>
+      </w:pPr>
+      <w:r>
+        <w:t xml:space="preserve">How complete is the recovery from pandemic disruption?</w:t>
+      </w:r>
+    </w:p>
+    <w:p>
+      <w:pPr>
+        <w:pStyle w:val="FirstParagraph"/>
+      </w:pPr>
+      <w:r>
+        <w:rPr>
+          <w:b/>
+          <w:bCs/>
+        </w:rPr>
+        <w:t xml:space="preserve">Analysis of districts with complete data spanning the 2018-19 pre-pandemic baseline through the current 2023-24 school year reveals 830 districts have sufficient longitudinal data for recovery assessment.</w:t>
+      </w:r>
+      <w:r>
+        <w:t xml:space="preserve"> </w:t>
+      </w:r>
+      <w:r>
+        <w:rPr>
+          <w:b/>
+          <w:bCs/>
+        </w:rPr>
+        <w:t xml:space="preserve">Among these districts, assessment participation shows an average change of 50.9 percentage points since the 2020-21 pandemic year, while chronic absenteeism has changed by an average of 4.6 percentage points over the same period.</w:t>
+      </w:r>
+    </w:p>
+    <w:p>
+      <w:pPr>
+        <w:pStyle w:val="BodyText"/>
+      </w:pPr>
+      <w:r>
+        <w:rPr>
+          <w:b/>
+          <w:bCs/>
+        </w:rPr>
+        <w:t xml:space="preserve">The distribution of participation recovery shows substantial variation across districts: 780 districts have improved their participation rates since the pandemic disruption, while 42 districts continue to show participation rates below their 2020-21 levels.</w:t>
+      </w:r>
+      <w:r>
+        <w:t xml:space="preserve"> </w:t>
+      </w:r>
+      <w:r>
+        <w:rPr>
+          <w:b/>
+          <w:bCs/>
+        </w:rPr>
+        <w:t xml:space="preserve">The most improved district has gained 100 percentage points in participation since the pandemic year, while the most declined district has lost 7.6 percentage points.</w:t>
+      </w:r>
+    </w:p>
+    <w:p>
+      <w:pPr>
+        <w:pStyle w:val="TableCaption"/>
+      </w:pPr>
+      <w:r>
+        <w:t xml:space="preserve">Assessment Participation: Most and Least Recovered Districts</w:t>
+      </w:r>
+    </w:p>
+    <w:tbl>
+      <w:tblPr>
+        <w:tblStyle w:val="Table"/>
+        <w:tblW w:type="pct" w:w="5000"/>
+        <w:tblLayout w:type="fixed"/>
+        <w:tblLook w:firstRow="1" w:lastRow="0" w:firstColumn="0" w:lastColumn="0" w:noHBand="0" w:noVBand="0" w:val="0020"/>
+        <w:tblCaption w:val="Assessment Participation: Most and Least Recovered Districts"/>
+      </w:tblPr>
+      <w:tblGrid>
+        <w:gridCol w:w="330"/>
+        <w:gridCol w:w="2805"/>
+        <w:gridCol w:w="1237"/>
+        <w:gridCol w:w="907"/>
+        <w:gridCol w:w="825"/>
+        <w:gridCol w:w="1815"/>
+      </w:tblGrid>
+      <w:tr>
+        <w:trPr>
+          <w:tblHeader w:val="on"/>
+        </w:trPr>
+        <w:tc>
+          <w:tcPr/>
+          <w:p>
+            <w:pPr>
+              <w:pStyle w:val="Compact"/>
+            </w:pPr>
+          </w:p>
+        </w:tc>
+        <w:tc>
+          <w:tcPr/>
+          <w:p>
+            <w:pPr>
+              <w:pStyle w:val="Compact"/>
+              <w:jc w:val="left"/>
+            </w:pPr>
+            <w:r>
+              <w:t xml:space="preserve">District</w:t>
+            </w:r>
+          </w:p>
+        </w:tc>
+        <w:tc>
+          <w:tcPr/>
+          <w:p>
+            <w:pPr>
+              <w:pStyle w:val="Compact"/>
+              <w:jc w:val="right"/>
+            </w:pPr>
+            <w:r>
+              <w:t xml:space="preserve">Pre-Pandemic %</w:t>
+            </w:r>
+          </w:p>
+        </w:tc>
+        <w:tc>
+          <w:tcPr/>
+          <w:p>
+            <w:pPr>
+              <w:pStyle w:val="Compact"/>
+              <w:jc w:val="right"/>
+            </w:pPr>
+            <w:r>
+              <w:t xml:space="preserve">Pandemic %</w:t>
+            </w:r>
+          </w:p>
+        </w:tc>
+        <w:tc>
+          <w:tcPr/>
+          <w:p>
+            <w:pPr>
+              <w:pStyle w:val="Compact"/>
+              <w:jc w:val="right"/>
+            </w:pPr>
+            <w:r>
+              <w:t xml:space="preserve">Current %</w:t>
+            </w:r>
+          </w:p>
+        </w:tc>
+        <w:tc>
+          <w:tcPr/>
+          <w:p>
+            <w:pPr>
+              <w:pStyle w:val="Compact"/>
+              <w:jc w:val="right"/>
+            </w:pPr>
+            <w:r>
+              <w:t xml:space="preserve">Change Since Pandemic</w:t>
+            </w:r>
+          </w:p>
+        </w:tc>
+      </w:tr>
+      <w:tr>
+        <w:tc>
+          <w:tcPr/>
+          <w:p>
+            <w:pPr>
+              <w:pStyle w:val="Compact"/>
+              <w:jc w:val="left"/>
+            </w:pPr>
+            <w:r>
+              <w:t xml:space="preserve">8</w:t>
+            </w:r>
+          </w:p>
+        </w:tc>
+        <w:tc>
+          <w:tcPr/>
+          <w:p>
+            <w:pPr>
+              <w:pStyle w:val="Compact"/>
+              <w:jc w:val="left"/>
+            </w:pPr>
+            <w:r>
+              <w:t xml:space="preserve">Alexander Valley Union Elementary</w:t>
+            </w:r>
+          </w:p>
+        </w:tc>
+        <w:tc>
+          <w:tcPr/>
+          <w:p>
+            <w:pPr>
+              <w:pStyle w:val="Compact"/>
+              <w:jc w:val="right"/>
+            </w:pPr>
+            <w:r>
+              <w:t xml:space="preserve">98.25</w:t>
+            </w:r>
+          </w:p>
+        </w:tc>
+        <w:tc>
+          <w:tcPr/>
+          <w:p>
+            <w:pPr>
+              <w:pStyle w:val="Compact"/>
+              <w:jc w:val="right"/>
+            </w:pPr>
+            <w:r>
+              <w:t xml:space="preserve">0.00</w:t>
+            </w:r>
+          </w:p>
+        </w:tc>
+        <w:tc>
+          <w:tcPr/>
+          <w:p>
+            <w:pPr>
+              <w:pStyle w:val="Compact"/>
+              <w:jc w:val="right"/>
+            </w:pPr>
+            <w:r>
+              <w:t xml:space="preserve">100.00</w:t>
+            </w:r>
+          </w:p>
+        </w:tc>
+        <w:tc>
+          <w:tcPr/>
+          <w:p>
+            <w:pPr>
+              <w:pStyle w:val="Compact"/>
+              <w:jc w:val="right"/>
+            </w:pPr>
+            <w:r>
+              <w:t xml:space="preserve">100.00</w:t>
+            </w:r>
+          </w:p>
+        </w:tc>
+      </w:tr>
+      <w:tr>
+        <w:tc>
+          <w:tcPr/>
+          <w:p>
+            <w:pPr>
+              <w:pStyle w:val="Compact"/>
+              <w:jc w:val="left"/>
+            </w:pPr>
+            <w:r>
+              <w:t xml:space="preserve">42</w:t>
+            </w:r>
+          </w:p>
+        </w:tc>
+        <w:tc>
+          <w:tcPr/>
+          <w:p>
+            <w:pPr>
+              <w:pStyle w:val="Compact"/>
+              <w:jc w:val="left"/>
+            </w:pPr>
+            <w:r>
+              <w:t xml:space="preserve">Ballard Elementary</w:t>
+            </w:r>
+          </w:p>
+        </w:tc>
+        <w:tc>
+          <w:tcPr/>
+          <w:p>
+            <w:pPr>
+              <w:pStyle w:val="Compact"/>
+              <w:jc w:val="right"/>
+            </w:pPr>
+            <w:r>
+              <w:t xml:space="preserve">100.00</w:t>
+            </w:r>
+          </w:p>
+        </w:tc>
+        <w:tc>
+          <w:tcPr/>
+          <w:p>
+            <w:pPr>
+              <w:pStyle w:val="Compact"/>
+              <w:jc w:val="right"/>
+            </w:pPr>
+            <w:r>
+              <w:t xml:space="preserve">0.00</w:t>
+            </w:r>
+          </w:p>
+        </w:tc>
+        <w:tc>
+          <w:tcPr/>
+          <w:p>
+            <w:pPr>
+              <w:pStyle w:val="Compact"/>
+              <w:jc w:val="right"/>
+            </w:pPr>
+            <w:r>
+              <w:t xml:space="preserve">100.00</w:t>
+            </w:r>
+          </w:p>
+        </w:tc>
+        <w:tc>
+          <w:tcPr/>
+          <w:p>
+            <w:pPr>
+              <w:pStyle w:val="Compact"/>
+              <w:jc w:val="right"/>
+            </w:pPr>
+            <w:r>
+              <w:t xml:space="preserve">100.00</w:t>
+            </w:r>
+          </w:p>
+        </w:tc>
+      </w:tr>
+      <w:tr>
+        <w:tc>
+          <w:tcPr/>
+          <w:p>
+            <w:pPr>
+              <w:pStyle w:val="Compact"/>
+              <w:jc w:val="left"/>
+            </w:pPr>
+            <w:r>
+              <w:t xml:space="preserve">138</w:t>
+            </w:r>
+          </w:p>
+        </w:tc>
+        <w:tc>
+          <w:tcPr/>
+          <w:p>
+            <w:pPr>
+              <w:pStyle w:val="Compact"/>
+              <w:jc w:val="left"/>
+            </w:pPr>
+            <w:r>
+              <w:t xml:space="preserve">Cinnabar Elementary</w:t>
+            </w:r>
+          </w:p>
+        </w:tc>
+        <w:tc>
+          <w:tcPr/>
+          <w:p>
+            <w:pPr>
+              <w:pStyle w:val="Compact"/>
+              <w:jc w:val="right"/>
+            </w:pPr>
+            <w:r>
+              <w:t xml:space="preserve">98.31</w:t>
+            </w:r>
+          </w:p>
+        </w:tc>
+        <w:tc>
+          <w:tcPr/>
+          <w:p>
+            <w:pPr>
+              <w:pStyle w:val="Compact"/>
+              <w:jc w:val="right"/>
+            </w:pPr>
+            <w:r>
+              <w:t xml:space="preserve">0.00</w:t>
+            </w:r>
+          </w:p>
+        </w:tc>
+        <w:tc>
+          <w:tcPr/>
+          <w:p>
+            <w:pPr>
+              <w:pStyle w:val="Compact"/>
+              <w:jc w:val="right"/>
+            </w:pPr>
+            <w:r>
+              <w:t xml:space="preserve">100.00</w:t>
+            </w:r>
+          </w:p>
+        </w:tc>
+        <w:tc>
+          <w:tcPr/>
+          <w:p>
+            <w:pPr>
+              <w:pStyle w:val="Compact"/>
+              <w:jc w:val="right"/>
+            </w:pPr>
+            <w:r>
+              <w:t xml:space="preserve">100.00</w:t>
+            </w:r>
+          </w:p>
+        </w:tc>
+      </w:tr>
+      <w:tr>
+        <w:tc>
+          <w:tcPr/>
+          <w:p>
+            <w:pPr>
+              <w:pStyle w:val="Compact"/>
+              <w:jc w:val="left"/>
+            </w:pPr>
+            <w:r>
+              <w:t xml:space="preserve">402</w:t>
+            </w:r>
+          </w:p>
+        </w:tc>
+        <w:tc>
+          <w:tcPr/>
+          <w:p>
+            <w:pPr>
+              <w:pStyle w:val="Compact"/>
+              <w:jc w:val="left"/>
+            </w:pPr>
+            <w:r>
+              <w:t xml:space="preserve">Lost Hills Union Elementary</w:t>
+            </w:r>
+          </w:p>
+        </w:tc>
+        <w:tc>
+          <w:tcPr/>
+          <w:p>
+            <w:pPr>
+              <w:pStyle w:val="Compact"/>
+              <w:jc w:val="right"/>
+            </w:pPr>
+            <w:r>
+              <w:t xml:space="preserve">99.35</w:t>
+            </w:r>
+          </w:p>
+        </w:tc>
+        <w:tc>
+          <w:tcPr/>
+          <w:p>
+            <w:pPr>
+              <w:pStyle w:val="Compact"/>
+              <w:jc w:val="right"/>
+            </w:pPr>
+            <w:r>
+              <w:t xml:space="preserve">97.96</w:t>
+            </w:r>
+          </w:p>
+        </w:tc>
+        <w:tc>
+          <w:tcPr/>
+          <w:p>
+            <w:pPr>
+              <w:pStyle w:val="Compact"/>
+              <w:jc w:val="right"/>
+            </w:pPr>
+            <w:r>
+              <w:t xml:space="preserve">92.82</w:t>
+            </w:r>
+          </w:p>
+        </w:tc>
+        <w:tc>
+          <w:tcPr/>
+          <w:p>
+            <w:pPr>
+              <w:pStyle w:val="Compact"/>
+              <w:jc w:val="right"/>
+            </w:pPr>
+            <w:r>
+              <w:t xml:space="preserve">-5.14</w:t>
+            </w:r>
+          </w:p>
+        </w:tc>
+      </w:tr>
+      <w:tr>
+        <w:tc>
+          <w:tcPr/>
+          <w:p>
+            <w:pPr>
+              <w:pStyle w:val="Compact"/>
+              <w:jc w:val="left"/>
+            </w:pPr>
+            <w:r>
+              <w:t xml:space="preserve">66</w:t>
+            </w:r>
+          </w:p>
+        </w:tc>
+        <w:tc>
+          <w:tcPr/>
+          <w:p>
+            <w:pPr>
+              <w:pStyle w:val="Compact"/>
+              <w:jc w:val="left"/>
+            </w:pPr>
+            <w:r>
+              <w:t xml:space="preserve">Big Valley Joint Unified</w:t>
+            </w:r>
+          </w:p>
+        </w:tc>
+        <w:tc>
+          <w:tcPr/>
+          <w:p>
+            <w:pPr>
+              <w:pStyle w:val="Compact"/>
+              <w:jc w:val="right"/>
+            </w:pPr>
+            <w:r>
+              <w:t xml:space="preserve">97.37</w:t>
+            </w:r>
+          </w:p>
+        </w:tc>
+        <w:tc>
+          <w:tcPr/>
+          <w:p>
+            <w:pPr>
+              <w:pStyle w:val="Compact"/>
+              <w:jc w:val="right"/>
+            </w:pPr>
+            <w:r>
+              <w:t xml:space="preserve">97.30</w:t>
+            </w:r>
+          </w:p>
+        </w:tc>
+        <w:tc>
+          <w:tcPr/>
+          <w:p>
+            <w:pPr>
+              <w:pStyle w:val="Compact"/>
+              <w:jc w:val="right"/>
+            </w:pPr>
+            <w:r>
+              <w:t xml:space="preserve">89.71</w:t>
+            </w:r>
+          </w:p>
+        </w:tc>
+        <w:tc>
+          <w:tcPr/>
+          <w:p>
+            <w:pPr>
+              <w:pStyle w:val="Compact"/>
+              <w:jc w:val="right"/>
+            </w:pPr>
+            <w:r>
+              <w:t xml:space="preserve">-7.59</w:t>
+            </w:r>
+          </w:p>
+        </w:tc>
+      </w:tr>
+    </w:tbl>
+    <w:p>
+      <w:pPr>
+        <w:pStyle w:val="BodyText"/>
+      </w:pPr>
+      <w:r>
+        <w:rPr>
+          <w:b/>
+          <w:bCs/>
+        </w:rPr>
+        <w:t xml:space="preserve">For chronic absenteeism, recovery patterns reveal that 195 districts have successfully reduced absenteeism below their pandemic-era levels, while 632 districts show absenteeism rates that remain above or have worsened beyond their 2020-21 crisis levels.</w:t>
+      </w:r>
+      <w:r>
+        <w:t xml:space="preserve"> </w:t>
+      </w:r>
+      <w:r>
+        <w:rPr>
+          <w:b/>
+          <w:bCs/>
+        </w:rPr>
+        <w:t xml:space="preserve">The most successful district has reduced chronic absenteeism by 51.2 percentage points since the pandemic year, while the least successful has seen absenteeism increase by 44.8 percentage points.</w:t>
+      </w:r>
+    </w:p>
+    <w:p>
+      <w:pPr>
+        <w:pStyle w:val="TableCaption"/>
+      </w:pPr>
+      <w:r>
+        <w:t xml:space="preserve">Chronic Absenteeism: Most and Least Recovered Districts</w:t>
+      </w:r>
+    </w:p>
+    <w:tbl>
+      <w:tblPr>
+        <w:tblStyle w:val="Table"/>
+        <w:tblW w:type="pct" w:w="5000"/>
+        <w:tblLayout w:type="fixed"/>
+        <w:tblLook w:firstRow="1" w:lastRow="0" w:firstColumn="0" w:lastColumn="0" w:noHBand="0" w:noVBand="0" w:val="0020"/>
+        <w:tblCaption w:val="Chronic Absenteeism: Most and Least Recovered Districts"/>
+      </w:tblPr>
+      <w:tblGrid>
+        <w:gridCol w:w="333"/>
+        <w:gridCol w:w="2751"/>
+        <w:gridCol w:w="1250"/>
+        <w:gridCol w:w="917"/>
+        <w:gridCol w:w="833"/>
+        <w:gridCol w:w="1834"/>
+      </w:tblGrid>
+      <w:tr>
+        <w:trPr>
+          <w:tblHeader w:val="on"/>
+        </w:trPr>
+        <w:tc>
+          <w:tcPr/>
+          <w:p>
+            <w:pPr>
+              <w:pStyle w:val="Compact"/>
+            </w:pPr>
+          </w:p>
+        </w:tc>
+        <w:tc>
+          <w:tcPr/>
+          <w:p>
+            <w:pPr>
+              <w:pStyle w:val="Compact"/>
+              <w:jc w:val="left"/>
+            </w:pPr>
+            <w:r>
+              <w:t xml:space="preserve">District</w:t>
+            </w:r>
+          </w:p>
+        </w:tc>
+        <w:tc>
+          <w:tcPr/>
+          <w:p>
+            <w:pPr>
+              <w:pStyle w:val="Compact"/>
+              <w:jc w:val="right"/>
+            </w:pPr>
+            <w:r>
+              <w:t xml:space="preserve">Pre-Pandemic %</w:t>
+            </w:r>
+          </w:p>
+        </w:tc>
+        <w:tc>
+          <w:tcPr/>
+          <w:p>
+            <w:pPr>
+              <w:pStyle w:val="Compact"/>
+              <w:jc w:val="right"/>
+            </w:pPr>
+            <w:r>
+              <w:t xml:space="preserve">Pandemic %</w:t>
+            </w:r>
+          </w:p>
+        </w:tc>
+        <w:tc>
+          <w:tcPr/>
+          <w:p>
+            <w:pPr>
+              <w:pStyle w:val="Compact"/>
+              <w:jc w:val="right"/>
+            </w:pPr>
+            <w:r>
+              <w:t xml:space="preserve">Current %</w:t>
+            </w:r>
+          </w:p>
+        </w:tc>
+        <w:tc>
+          <w:tcPr/>
+          <w:p>
+            <w:pPr>
+              <w:pStyle w:val="Compact"/>
+              <w:jc w:val="right"/>
+            </w:pPr>
+            <w:r>
+              <w:t xml:space="preserve">Change Since Pandemic</w:t>
+            </w:r>
+          </w:p>
+        </w:tc>
+      </w:tr>
+      <w:tr>
+        <w:tc>
+          <w:tcPr/>
+          <w:p>
+            <w:pPr>
+              <w:pStyle w:val="Compact"/>
+              <w:jc w:val="left"/>
+            </w:pPr>
+            <w:r>
+              <w:t xml:space="preserve">436</w:t>
+            </w:r>
+          </w:p>
+        </w:tc>
+        <w:tc>
+          <w:tcPr/>
+          <w:p>
+            <w:pPr>
+              <w:pStyle w:val="Compact"/>
+              <w:jc w:val="left"/>
+            </w:pPr>
+            <w:r>
+              <w:t xml:space="preserve">Merced Union High</w:t>
+            </w:r>
+          </w:p>
+        </w:tc>
+        <w:tc>
+          <w:tcPr/>
+          <w:p>
+            <w:pPr>
+              <w:pStyle w:val="Compact"/>
+              <w:jc w:val="right"/>
+            </w:pPr>
+            <w:r>
+              <w:t xml:space="preserve">16.67</w:t>
+            </w:r>
+          </w:p>
+        </w:tc>
+        <w:tc>
+          <w:tcPr/>
+          <w:p>
+            <w:pPr>
+              <w:pStyle w:val="Compact"/>
+              <w:jc w:val="right"/>
+            </w:pPr>
+            <w:r>
+              <w:t xml:space="preserve">77.81</w:t>
+            </w:r>
+          </w:p>
+        </w:tc>
+        <w:tc>
+          <w:tcPr/>
+          <w:p>
+            <w:pPr>
+              <w:pStyle w:val="Compact"/>
+              <w:jc w:val="right"/>
+            </w:pPr>
+            <w:r>
+              <w:t xml:space="preserve">26.59</w:t>
+            </w:r>
+          </w:p>
+        </w:tc>
+        <w:tc>
+          <w:tcPr/>
+          <w:p>
+            <w:pPr>
+              <w:pStyle w:val="Compact"/>
+              <w:jc w:val="right"/>
+            </w:pPr>
+            <w:r>
+              <w:t xml:space="preserve">-51.22</w:t>
+            </w:r>
+          </w:p>
+        </w:tc>
+      </w:tr>
+      <w:tr>
+        <w:tc>
+          <w:tcPr/>
+          <w:p>
+            <w:pPr>
+              <w:pStyle w:val="Compact"/>
+              <w:jc w:val="left"/>
+            </w:pPr>
+            <w:r>
+              <w:t xml:space="preserve">264</w:t>
+            </w:r>
+          </w:p>
+        </w:tc>
+        <w:tc>
+          <w:tcPr/>
+          <w:p>
+            <w:pPr>
+              <w:pStyle w:val="Compact"/>
+              <w:jc w:val="left"/>
+            </w:pPr>
+            <w:r>
+              <w:t xml:space="preserve">Golden Feather Union Elementary</w:t>
+            </w:r>
+          </w:p>
+        </w:tc>
+        <w:tc>
+          <w:tcPr/>
+          <w:p>
+            <w:pPr>
+              <w:pStyle w:val="Compact"/>
+              <w:jc w:val="right"/>
+            </w:pPr>
+            <w:r>
+              <w:t xml:space="preserve">48.53</w:t>
+            </w:r>
+          </w:p>
+        </w:tc>
+        <w:tc>
+          <w:tcPr/>
+          <w:p>
+            <w:pPr>
+              <w:pStyle w:val="Compact"/>
+              <w:jc w:val="right"/>
+            </w:pPr>
+            <w:r>
+              <w:t xml:space="preserve">81.33</w:t>
+            </w:r>
+          </w:p>
+        </w:tc>
+        <w:tc>
+          <w:tcPr/>
+          <w:p>
+            <w:pPr>
+              <w:pStyle w:val="Compact"/>
+              <w:jc w:val="right"/>
+            </w:pPr>
+            <w:r>
+              <w:t xml:space="preserve">32.93</w:t>
+            </w:r>
+          </w:p>
+        </w:tc>
+        <w:tc>
+          <w:tcPr/>
+          <w:p>
+            <w:pPr>
+              <w:pStyle w:val="Compact"/>
+              <w:jc w:val="right"/>
+            </w:pPr>
+            <w:r>
+              <w:t xml:space="preserve">-48.40</w:t>
+            </w:r>
+          </w:p>
+        </w:tc>
+      </w:tr>
+      <w:tr>
+        <w:tc>
+          <w:tcPr/>
+          <w:p>
+            <w:pPr>
+              <w:pStyle w:val="Compact"/>
+              <w:jc w:val="left"/>
+            </w:pPr>
+            <w:r>
+              <w:t xml:space="preserve">184</w:t>
+            </w:r>
+          </w:p>
+        </w:tc>
+        <w:tc>
+          <w:tcPr/>
+          <w:p>
+            <w:pPr>
+              <w:pStyle w:val="Compact"/>
+              <w:jc w:val="left"/>
+            </w:pPr>
+            <w:r>
+              <w:t xml:space="preserve">Dos Palos Oro Loma Joint Unified</w:t>
+            </w:r>
+          </w:p>
+        </w:tc>
+        <w:tc>
+          <w:tcPr/>
+          <w:p>
+            <w:pPr>
+              <w:pStyle w:val="Compact"/>
+              <w:jc w:val="right"/>
+            </w:pPr>
+            <w:r>
+              <w:t xml:space="preserve">17.01</w:t>
+            </w:r>
+          </w:p>
+        </w:tc>
+        <w:tc>
+          <w:tcPr/>
+          <w:p>
+            <w:pPr>
+              <w:pStyle w:val="Compact"/>
+              <w:jc w:val="right"/>
+            </w:pPr>
+            <w:r>
+              <w:t xml:space="preserve">67.38</w:t>
+            </w:r>
+          </w:p>
+        </w:tc>
+        <w:tc>
+          <w:tcPr/>
+          <w:p>
+            <w:pPr>
+              <w:pStyle w:val="Compact"/>
+              <w:jc w:val="right"/>
+            </w:pPr>
+            <w:r>
+              <w:t xml:space="preserve">27.35</w:t>
+            </w:r>
+          </w:p>
+        </w:tc>
+        <w:tc>
+          <w:tcPr/>
+          <w:p>
+            <w:pPr>
+              <w:pStyle w:val="Compact"/>
+              <w:jc w:val="right"/>
+            </w:pPr>
+            <w:r>
+              <w:t xml:space="preserve">-40.03</w:t>
+            </w:r>
+          </w:p>
+        </w:tc>
+      </w:tr>
+      <w:tr>
+        <w:tc>
+          <w:tcPr/>
+          <w:p>
+            <w:pPr>
+              <w:pStyle w:val="Compact"/>
+              <w:jc w:val="left"/>
+            </w:pPr>
+            <w:r>
+              <w:t xml:space="preserve">373</w:t>
+            </w:r>
+          </w:p>
+        </w:tc>
+        <w:tc>
+          <w:tcPr/>
+          <w:p>
+            <w:pPr>
+              <w:pStyle w:val="Compact"/>
+              <w:jc w:val="left"/>
+            </w:pPr>
+            <w:r>
+              <w:t xml:space="preserve">Leggett Valley Unified</w:t>
+            </w:r>
+          </w:p>
+        </w:tc>
+        <w:tc>
+          <w:tcPr/>
+          <w:p>
+            <w:pPr>
+              <w:pStyle w:val="Compact"/>
+              <w:jc w:val="right"/>
+            </w:pPr>
+            <w:r>
+              <w:t xml:space="preserve">15.49</w:t>
+            </w:r>
+          </w:p>
+        </w:tc>
+        <w:tc>
+          <w:tcPr/>
+          <w:p>
+            <w:pPr>
+              <w:pStyle w:val="Compact"/>
+              <w:jc w:val="right"/>
+            </w:pPr>
+            <w:r>
+              <w:t xml:space="preserve">16.67</w:t>
+            </w:r>
+          </w:p>
+        </w:tc>
+        <w:tc>
+          <w:tcPr/>
+          <w:p>
+            <w:pPr>
+              <w:pStyle w:val="Compact"/>
+              <w:jc w:val="right"/>
+            </w:pPr>
+            <w:r>
+              <w:t xml:space="preserve">55.56</w:t>
+            </w:r>
+          </w:p>
+        </w:tc>
+        <w:tc>
+          <w:tcPr/>
+          <w:p>
+            <w:pPr>
+              <w:pStyle w:val="Compact"/>
+              <w:jc w:val="right"/>
+            </w:pPr>
+            <w:r>
+              <w:t xml:space="preserve">38.89</w:t>
+            </w:r>
+          </w:p>
+        </w:tc>
+      </w:tr>
+      <w:tr>
+        <w:tc>
+          <w:tcPr/>
+          <w:p>
+            <w:pPr>
+              <w:pStyle w:val="Compact"/>
+              <w:jc w:val="left"/>
+            </w:pPr>
+            <w:r>
+              <w:t xml:space="preserve">116</w:t>
+            </w:r>
+          </w:p>
+        </w:tc>
+        <w:tc>
+          <w:tcPr/>
+          <w:p>
+            <w:pPr>
+              <w:pStyle w:val="Compact"/>
+              <w:jc w:val="left"/>
+            </w:pPr>
+            <w:r>
+              <w:t xml:space="preserve">Castle Rock Union Elementary</w:t>
+            </w:r>
+          </w:p>
+        </w:tc>
+        <w:tc>
+          <w:tcPr/>
+          <w:p>
+            <w:pPr>
+              <w:pStyle w:val="Compact"/>
+              <w:jc w:val="right"/>
+            </w:pPr>
+            <w:r>
+              <w:t xml:space="preserve">12.16</w:t>
+            </w:r>
+          </w:p>
+        </w:tc>
+        <w:tc>
+          <w:tcPr/>
+          <w:p>
+            <w:pPr>
+              <w:pStyle w:val="Compact"/>
+              <w:jc w:val="right"/>
+            </w:pPr>
+            <w:r>
+              <w:t xml:space="preserve">7.14</w:t>
+            </w:r>
+          </w:p>
+        </w:tc>
+        <w:tc>
+          <w:tcPr/>
+          <w:p>
+            <w:pPr>
+              <w:pStyle w:val="Compact"/>
+              <w:jc w:val="right"/>
+            </w:pPr>
+            <w:r>
+              <w:t xml:space="preserve">51.92</w:t>
+            </w:r>
+          </w:p>
+        </w:tc>
+        <w:tc>
+          <w:tcPr/>
+          <w:p>
+            <w:pPr>
+              <w:pStyle w:val="Compact"/>
+              <w:jc w:val="right"/>
+            </w:pPr>
+            <w:r>
+              <w:t xml:space="preserve">44.78</w:t>
+            </w:r>
+          </w:p>
+        </w:tc>
+      </w:tr>
+    </w:tbl>
+    <w:p>
+      <w:pPr>
+        <w:pStyle w:val="BodyText"/>
+      </w:pPr>
+      <w:r>
+        <w:rPr>
+          <w:b/>
+          <w:bCs/>
+        </w:rPr>
+        <w:t xml:space="preserve">Comparing current performance to pre-pandemic baselines reveals that 705 districts operate within two percentage points of their 2018-19 participation levels, while 88 districts have restored absenteeism to within two percentage points of pre-pandemic norms.</w:t>
+      </w:r>
+    </w:p>
+    <w:p>
+      <w:r>
+        <w:pict>
+          <v:rect style="width:0;height:1.5pt" o:hralign="center" o:hrstd="t" o:hr="t"/>
+        </w:pict>
+      </w:r>
+    </w:p>
+    <w:bookmarkEnd w:id="34"/>
+    <w:bookmarkStart w:id="35" w:name="Xff9595d33c64afd7f91e325bc4ba1dd2d310412"/>
     <w:p>
       <w:pPr>
         <w:pStyle w:val="Heading2"/>
@@ -1330,7 +2361,7 @@
         <w:t xml:space="preserve">This analysis encompasses data from 2018 through 2023 across 892 districts meeting minimum enrollment criteria. District-level calculations exclude County Offices of Education and require minimum enrollment of 30 students.</w:t>
       </w:r>
     </w:p>
-    <w:bookmarkEnd w:id="34"/>
+    <w:bookmarkEnd w:id="35"/>
     <w:sectPr>
       <w:footnotePr>
         <w:numRestart w:val="eachSect"/>
